--- a/docs/samples/公文-安全生产大检查通知.docx
+++ b/docs/samples/公文-安全生产大检查通知.docx
@@ -4,190 +4,6 @@
   <w:body>
     <w:p>
       <w:pPr>
-        <w:spacing w:after="240"/>
-        <w:jc w:val="center"/>
-      </w:pPr>
-      <w:r>
-        <w:rPr>
-          <w:rFonts w:ascii="Arial" w:cs="Arial" w:eastAsia="黑体" w:hAnsi="Arial"/>
-          <w:b/>
-          <w:bCs/>
-          <w:color w:val="000000"/>
-          <w:sz w:val="32"/>
-          <w:szCs w:val="32"/>
-        </w:rPr>
-        <w:t xml:space="preserve">目　录</w:t>
-      </w:r>
-    </w:p>
-    <w:sdt>
-      <w:sdtPr>
-        <w:alias w:val="目录"/>
-      </w:sdtPr>
-      <w:sdtContent>
-        <w:p>
-          <w:pPr>
-            <w:pStyle w:val="TOC1"/>
-            <w:tabs>
-              <w:tab w:val="right" w:pos="8845" w:leader="dot"/>
-            </w:tabs>
-          </w:pPr>
-          <w:r>
-            <w:fldChar w:fldCharType="begin" w:dirty="true"/>
-            <w:instrText xml:space="preserve">TOC \h \o "1-3"</w:instrText>
-            <w:fldChar w:fldCharType="separate"/>
-          </w:r>
-          <w:hyperlink w:history="1" w:anchor="_Toc14">
-            <w:r>
-              <w:t xml:space="preserve">一、检查范围</w:t>
-            </w:r>
-            <w:r>
-              <w:tab/>
-            </w:r>
-            <w:r>
-              <w:fldChar w:fldCharType="begin" w:dirty="true"/>
-              <w:instrText xml:space="preserve">PAGEREF _Toc14 \h</w:instrText>
-              <w:fldChar w:fldCharType="separate"/>
-              <w:fldChar w:fldCharType="end"/>
-            </w:r>
-          </w:hyperlink>
-        </w:p>
-        <w:p>
-          <w:pPr>
-            <w:pStyle w:val="TOC1"/>
-            <w:tabs>
-              <w:tab w:val="right" w:pos="8845" w:leader="dot"/>
-            </w:tabs>
-          </w:pPr>
-          <w:hyperlink w:history="1" w:anchor="_Toc15">
-            <w:r>
-              <w:t xml:space="preserve">二、检查内容</w:t>
-            </w:r>
-            <w:r>
-              <w:tab/>
-            </w:r>
-            <w:r>
-              <w:fldChar w:fldCharType="begin" w:dirty="true"/>
-              <w:instrText xml:space="preserve">PAGEREF _Toc15 \h</w:instrText>
-              <w:fldChar w:fldCharType="separate"/>
-              <w:fldChar w:fldCharType="end"/>
-            </w:r>
-          </w:hyperlink>
-        </w:p>
-        <w:p>
-          <w:pPr>
-            <w:pStyle w:val="TOC2"/>
-            <w:tabs>
-              <w:tab w:val="right" w:pos="8845" w:leader="dot"/>
-            </w:tabs>
-            <w:ind w:left="220"/>
-          </w:pPr>
-          <w:hyperlink w:history="1" w:anchor="_Toc16">
-            <w:r>
-              <w:t xml:space="preserve">（一）消防安全</w:t>
-            </w:r>
-            <w:r>
-              <w:tab/>
-            </w:r>
-            <w:r>
-              <w:fldChar w:fldCharType="begin" w:dirty="true"/>
-              <w:instrText xml:space="preserve">PAGEREF _Toc16 \h</w:instrText>
-              <w:fldChar w:fldCharType="separate"/>
-              <w:fldChar w:fldCharType="end"/>
-            </w:r>
-          </w:hyperlink>
-        </w:p>
-        <w:p>
-          <w:pPr>
-            <w:pStyle w:val="TOC2"/>
-            <w:tabs>
-              <w:tab w:val="right" w:pos="8845" w:leader="dot"/>
-            </w:tabs>
-            <w:ind w:left="220"/>
-          </w:pPr>
-          <w:hyperlink w:history="1" w:anchor="_Toc17">
-            <w:r>
-              <w:t xml:space="preserve">（二）用电安全</w:t>
-            </w:r>
-            <w:r>
-              <w:tab/>
-            </w:r>
-            <w:r>
-              <w:fldChar w:fldCharType="begin" w:dirty="true"/>
-              <w:instrText xml:space="preserve">PAGEREF _Toc17 \h</w:instrText>
-              <w:fldChar w:fldCharType="separate"/>
-              <w:fldChar w:fldCharType="end"/>
-            </w:r>
-          </w:hyperlink>
-        </w:p>
-        <w:p>
-          <w:pPr>
-            <w:pStyle w:val="TOC2"/>
-            <w:tabs>
-              <w:tab w:val="right" w:pos="8845" w:leader="dot"/>
-            </w:tabs>
-            <w:ind w:left="220"/>
-          </w:pPr>
-          <w:hyperlink w:history="1" w:anchor="_Toc18">
-            <w:r>
-              <w:t xml:space="preserve">（三）安全管理制度</w:t>
-            </w:r>
-            <w:r>
-              <w:tab/>
-            </w:r>
-            <w:r>
-              <w:fldChar w:fldCharType="begin" w:dirty="true"/>
-              <w:instrText xml:space="preserve">PAGEREF _Toc18 \h</w:instrText>
-              <w:fldChar w:fldCharType="separate"/>
-              <w:fldChar w:fldCharType="end"/>
-            </w:r>
-          </w:hyperlink>
-        </w:p>
-        <w:p>
-          <w:pPr>
-            <w:pStyle w:val="TOC1"/>
-            <w:tabs>
-              <w:tab w:val="right" w:pos="8845" w:leader="dot"/>
-            </w:tabs>
-          </w:pPr>
-          <w:hyperlink w:history="1" w:anchor="_Toc19">
-            <w:r>
-              <w:t xml:space="preserve">三、工作要求</w:t>
-            </w:r>
-            <w:r>
-              <w:tab/>
-            </w:r>
-            <w:r>
-              <w:fldChar w:fldCharType="begin" w:dirty="true"/>
-              <w:instrText xml:space="preserve">PAGEREF _Toc19 \h</w:instrText>
-              <w:fldChar w:fldCharType="separate"/>
-              <w:fldChar w:fldCharType="end"/>
-            </w:r>
-          </w:hyperlink>
-        </w:p>
-        <w:p>
-          <w:r>
-            <w:fldChar w:fldCharType="end"/>
-          </w:r>
-        </w:p>
-      </w:sdtContent>
-    </w:sdt>
-    <w:p>
-      <w:pPr>
-        <w:sectPr>
-          <w:footerReference w:type="default" r:id="rId6"/>
-          <w:pgSz w:w="11906" w:h="16838" w:orient="portrait"/>
-          <w:pgMar w:top="2098" w:right="1474" w:bottom="1984" w:left="1587" w:header="850" w:footer="1587" w:gutter="0"/>
-          <w:pgNumType/>
-          <w:titlePg w:val="false"/>
-          <w:docGrid w:linePitch="360"/>
-        </w:sectPr>
-      </w:pPr>
-      <w:r>
-        <w:br w:type="page"/>
-      </w:r>
-    </w:p>
-    <w:p>
-      <w:pPr>
         <w:pStyle w:val="Title"/>
         <w:jc w:val="center"/>
       </w:pPr>
@@ -197,7 +13,6 @@
     </w:p>
     <w:p>
       <w:pPr>
-        <w:ind w:firstLineChars="200"/>
         <w:jc w:val="both"/>
       </w:pPr>
       <w:r>
@@ -206,7 +21,7 @@
     </w:p>
     <w:p>
       <w:pPr>
-        <w:ind w:firstLineChars="200"/>
+        <w:ind w:firstLine="640" w:firstLineChars="200"/>
         <w:jc w:val="both"/>
       </w:pPr>
       <w:r>
@@ -217,15 +32,13 @@
       <w:pPr>
         <w:pStyle w:val="Heading1"/>
       </w:pPr>
-      <w:bookmarkStart w:name="_Toc14" w:id="14"/>
       <w:r>
         <w:t xml:space="preserve">一、检查范围</w:t>
       </w:r>
-      <w:bookmarkEnd w:id="14"/>
-    </w:p>
-    <w:p>
-      <w:pPr>
-        <w:ind w:firstLineChars="200"/>
+    </w:p>
+    <w:p>
+      <w:pPr>
+        <w:ind w:firstLine="640" w:firstLineChars="200"/>
         <w:jc w:val="both"/>
       </w:pPr>
       <w:r>
@@ -236,25 +49,21 @@
       <w:pPr>
         <w:pStyle w:val="Heading1"/>
       </w:pPr>
-      <w:bookmarkStart w:name="_Toc15" w:id="15"/>
       <w:r>
         <w:t xml:space="preserve">二、检查内容</w:t>
       </w:r>
-      <w:bookmarkEnd w:id="15"/>
     </w:p>
     <w:p>
       <w:pPr>
         <w:pStyle w:val="Heading2"/>
       </w:pPr>
-      <w:bookmarkStart w:name="_Toc16" w:id="16"/>
       <w:r>
         <w:t xml:space="preserve">（一）消防安全</w:t>
       </w:r>
-      <w:bookmarkEnd w:id="16"/>
-    </w:p>
-    <w:p>
-      <w:pPr>
-        <w:ind w:firstLineChars="200"/>
+    </w:p>
+    <w:p>
+      <w:pPr>
+        <w:ind w:firstLine="640" w:firstLineChars="200"/>
         <w:jc w:val="both"/>
       </w:pPr>
       <w:r>
@@ -265,15 +74,13 @@
       <w:pPr>
         <w:pStyle w:val="Heading2"/>
       </w:pPr>
-      <w:bookmarkStart w:name="_Toc17" w:id="17"/>
       <w:r>
         <w:t xml:space="preserve">（二）用电安全</w:t>
       </w:r>
-      <w:bookmarkEnd w:id="17"/>
-    </w:p>
-    <w:p>
-      <w:pPr>
-        <w:ind w:firstLineChars="200"/>
+    </w:p>
+    <w:p>
+      <w:pPr>
+        <w:ind w:firstLine="640" w:firstLineChars="200"/>
         <w:jc w:val="both"/>
       </w:pPr>
       <w:r>
@@ -284,15 +91,13 @@
       <w:pPr>
         <w:pStyle w:val="Heading2"/>
       </w:pPr>
-      <w:bookmarkStart w:name="_Toc18" w:id="18"/>
       <w:r>
         <w:t xml:space="preserve">（三）安全管理制度</w:t>
       </w:r>
-      <w:bookmarkEnd w:id="18"/>
-    </w:p>
-    <w:p>
-      <w:pPr>
-        <w:ind w:firstLineChars="200"/>
+    </w:p>
+    <w:p>
+      <w:pPr>
+        <w:ind w:firstLine="640" w:firstLineChars="200"/>
         <w:jc w:val="both"/>
       </w:pPr>
       <w:r>
@@ -303,11 +108,9 @@
       <w:pPr>
         <w:pStyle w:val="Heading1"/>
       </w:pPr>
-      <w:bookmarkStart w:name="_Toc19" w:id="19"/>
       <w:r>
         <w:t xml:space="preserve">三、工作要求</w:t>
       </w:r>
-      <w:bookmarkEnd w:id="19"/>
     </w:p>
     <w:p>
       <w:pPr>
@@ -350,7 +153,7 @@
     </w:p>
     <w:p>
       <w:pPr>
-        <w:ind w:firstLineChars="200"/>
+        <w:ind w:firstLine="640" w:firstLineChars="200"/>
         <w:jc w:val="both"/>
       </w:pPr>
       <w:r>
@@ -359,8 +162,9 @@
     </w:p>
     <w:p>
       <w:pPr>
-        <w:ind w:firstLineChars="200"/>
-        <w:jc w:val="both"/>
+        <w:spacing w:before="579"/>
+        <w:ind w:right="1280"/>
+        <w:jc w:val="right"/>
       </w:pPr>
       <w:r>
         <w:t xml:space="preserve">公司办公室</w:t>
@@ -373,7 +177,7 @@
       </w:r>
     </w:p>
     <w:sectPr>
-      <w:footerReference w:type="default" r:id="rId7"/>
+      <w:footerReference w:type="default" r:id="rId6"/>
       <w:pgSz w:w="11906" w:h="16838" w:orient="portrait"/>
       <w:pgMar w:top="2098" w:right="1474" w:bottom="1984" w:left="1587" w:header="850" w:footer="1587" w:gutter="0"/>
       <w:pgNumType w:start="1"/>
@@ -421,12 +225,6 @@
 </file>
 
 <file path=word/footer1.xml><?xml version="1.0" encoding="utf-8"?>
-<w:ftr xmlns:wpc="http://schemas.microsoft.com/office/word/2010/wordprocessingCanvas" xmlns:mc="http://schemas.openxmlformats.org/markup-compatibility/2006" xmlns:o="urn:schemas-microsoft-com:office:office" xmlns:r="http://schemas.openxmlformats.org/officeDocument/2006/relationships" xmlns:m="http://schemas.openxmlformats.org/officeDocument/2006/math" xmlns:v="urn:schemas-microsoft-com:vml" xmlns:wp14="http://schemas.microsoft.com/office/word/2010/wordprocessingDrawing" xmlns:wp="http://schemas.openxmlformats.org/drawingml/2006/wordprocessingDrawing" xmlns:w10="urn:schemas-microsoft-com:office:word" xmlns:w="http://schemas.openxmlformats.org/wordprocessingml/2006/main" xmlns:w14="http://schemas.microsoft.com/office/word/2010/wordml" xmlns:w15="http://schemas.microsoft.com/office/word/2012/wordml" xmlns:wpg="http://schemas.microsoft.com/office/word/2010/wordprocessingGroup" xmlns:wpi="http://schemas.microsoft.com/office/word/2010/wordprocessingInk" xmlns:wne="http://schemas.microsoft.com/office/word/2006/wordml" xmlns:wps="http://schemas.microsoft.com/office/word/2010/wordprocessingShape">
-  <w:p/>
-</w:ftr>
-</file>
-
-<file path=word/footer2.xml><?xml version="1.0" encoding="utf-8"?>
 <w:ftr xmlns:wpc="http://schemas.microsoft.com/office/word/2010/wordprocessingCanvas" xmlns:mc="http://schemas.openxmlformats.org/markup-compatibility/2006" xmlns:o="urn:schemas-microsoft-com:office:office" xmlns:r="http://schemas.openxmlformats.org/officeDocument/2006/relationships" xmlns:m="http://schemas.openxmlformats.org/officeDocument/2006/math" xmlns:v="urn:schemas-microsoft-com:vml" xmlns:wp14="http://schemas.microsoft.com/office/word/2010/wordprocessingDrawing" xmlns:wp="http://schemas.openxmlformats.org/drawingml/2006/wordprocessingDrawing" xmlns:w10="urn:schemas-microsoft-com:office:word" xmlns:w="http://schemas.openxmlformats.org/wordprocessingml/2006/main" xmlns:w14="http://schemas.microsoft.com/office/word/2010/wordml" xmlns:w15="http://schemas.microsoft.com/office/word/2012/wordml" xmlns:wpg="http://schemas.microsoft.com/office/word/2010/wordprocessingGroup" xmlns:wpi="http://schemas.microsoft.com/office/word/2010/wordprocessingInk" xmlns:wne="http://schemas.microsoft.com/office/word/2006/wordml" xmlns:wps="http://schemas.microsoft.com/office/word/2010/wordprocessingShape">
   <w:p>
     <w:pPr>
@@ -577,11 +375,11 @@
     <w:lvl w:ilvl="0" w:tentative="1">
       <w:start w:val="1"/>
       <w:numFmt w:val="bullet"/>
-      <w:suff w:val="tab"/>
+      <w:suff w:val="nothing"/>
       <w:lvlText w:val="●"/>
       <w:lvlJc w:val="left"/>
       <w:pPr>
-        <w:ind w:left="420" w:hanging="420"/>
+        <w:ind w:left="0" w:firstLine="640"/>
       </w:pPr>
       <w:rPr>
         <w:rFonts w:ascii="Arial" w:eastAsia="宋体" w:hAnsi="Arial"/>
@@ -593,11 +391,11 @@
     <w:lvl w:ilvl="1" w:tentative="1">
       <w:start w:val="1"/>
       <w:numFmt w:val="bullet"/>
-      <w:suff w:val="tab"/>
+      <w:suff w:val="nothing"/>
       <w:lvlText w:val="○"/>
       <w:lvlJc w:val="left"/>
       <w:pPr>
-        <w:ind w:left="840" w:hanging="420"/>
+        <w:ind w:left="0" w:firstLine="1280"/>
       </w:pPr>
       <w:rPr>
         <w:rFonts w:ascii="Arial" w:eastAsia="宋体" w:hAnsi="Arial"/>
@@ -609,11 +407,11 @@
     <w:lvl w:ilvl="2" w:tentative="1">
       <w:start w:val="1"/>
       <w:numFmt w:val="bullet"/>
-      <w:suff w:val="tab"/>
+      <w:suff w:val="nothing"/>
       <w:lvlText w:val="■"/>
       <w:lvlJc w:val="left"/>
       <w:pPr>
-        <w:ind w:left="1260" w:hanging="420"/>
+        <w:ind w:left="0" w:firstLine="1920"/>
       </w:pPr>
       <w:rPr>
         <w:rFonts w:ascii="Arial" w:eastAsia="宋体" w:hAnsi="Arial"/>
@@ -625,11 +423,11 @@
     <w:lvl w:ilvl="3" w:tentative="1">
       <w:start w:val="1"/>
       <w:numFmt w:val="bullet"/>
-      <w:suff w:val="tab"/>
+      <w:suff w:val="nothing"/>
       <w:lvlText w:val="●"/>
       <w:lvlJc w:val="left"/>
       <w:pPr>
-        <w:ind w:left="1680" w:hanging="420"/>
+        <w:ind w:left="0" w:firstLine="2560"/>
       </w:pPr>
       <w:rPr>
         <w:rFonts w:ascii="Arial" w:eastAsia="宋体" w:hAnsi="Arial"/>
@@ -641,11 +439,11 @@
     <w:lvl w:ilvl="4" w:tentative="1">
       <w:start w:val="1"/>
       <w:numFmt w:val="bullet"/>
-      <w:suff w:val="tab"/>
+      <w:suff w:val="nothing"/>
       <w:lvlText w:val="○"/>
       <w:lvlJc w:val="left"/>
       <w:pPr>
-        <w:ind w:left="2100" w:hanging="420"/>
+        <w:ind w:left="0" w:firstLine="3200"/>
       </w:pPr>
       <w:rPr>
         <w:rFonts w:ascii="Arial" w:eastAsia="宋体" w:hAnsi="Arial"/>
@@ -657,11 +455,11 @@
     <w:lvl w:ilvl="5" w:tentative="1">
       <w:start w:val="1"/>
       <w:numFmt w:val="bullet"/>
-      <w:suff w:val="tab"/>
+      <w:suff w:val="nothing"/>
       <w:lvlText w:val="■"/>
       <w:lvlJc w:val="left"/>
       <w:pPr>
-        <w:ind w:left="2520" w:hanging="420"/>
+        <w:ind w:left="0" w:firstLine="3840"/>
       </w:pPr>
       <w:rPr>
         <w:rFonts w:ascii="Arial" w:eastAsia="宋体" w:hAnsi="Arial"/>
@@ -673,11 +471,11 @@
     <w:lvl w:ilvl="6" w:tentative="1">
       <w:start w:val="1"/>
       <w:numFmt w:val="bullet"/>
-      <w:suff w:val="tab"/>
+      <w:suff w:val="nothing"/>
       <w:lvlText w:val="●"/>
       <w:lvlJc w:val="left"/>
       <w:pPr>
-        <w:ind w:left="2940" w:hanging="420"/>
+        <w:ind w:left="0" w:firstLine="4480"/>
       </w:pPr>
       <w:rPr>
         <w:rFonts w:ascii="Arial" w:eastAsia="宋体" w:hAnsi="Arial"/>
@@ -689,11 +487,11 @@
     <w:lvl w:ilvl="7" w:tentative="1">
       <w:start w:val="1"/>
       <w:numFmt w:val="bullet"/>
-      <w:suff w:val="tab"/>
+      <w:suff w:val="nothing"/>
       <w:lvlText w:val="○"/>
       <w:lvlJc w:val="left"/>
       <w:pPr>
-        <w:ind w:left="3360" w:hanging="420"/>
+        <w:ind w:left="0" w:firstLine="5120"/>
       </w:pPr>
       <w:rPr>
         <w:rFonts w:ascii="Arial" w:eastAsia="宋体" w:hAnsi="Arial"/>
@@ -705,11 +503,11 @@
     <w:lvl w:ilvl="8" w:tentative="1">
       <w:start w:val="1"/>
       <w:numFmt w:val="bullet"/>
-      <w:suff w:val="tab"/>
+      <w:suff w:val="nothing"/>
       <w:lvlText w:val="■"/>
       <w:lvlJc w:val="left"/>
       <w:pPr>
-        <w:ind w:left="3780" w:hanging="420"/>
+        <w:ind w:left="0" w:firstLine="5760"/>
       </w:pPr>
       <w:rPr>
         <w:rFonts w:ascii="Arial" w:eastAsia="宋体" w:hAnsi="Arial"/>
@@ -724,91 +522,91 @@
     <w:lvl w:ilvl="0" w:tentative="1">
       <w:start w:val="1"/>
       <w:numFmt w:val="decimal"/>
-      <w:suff w:val="tab"/>
+      <w:suff w:val="nothing"/>
       <w:lvlText w:val="%1."/>
       <w:lvlJc w:val="left"/>
       <w:pPr>
-        <w:ind w:left="420" w:hanging="420"/>
+        <w:ind w:left="0" w:firstLine="640"/>
       </w:pPr>
     </w:lvl>
     <w:lvl w:ilvl="1" w:tentative="1">
       <w:start w:val="1"/>
       <w:numFmt w:val="decimal"/>
-      <w:suff w:val="tab"/>
+      <w:suff w:val="nothing"/>
       <w:lvlText w:val="(%2)"/>
       <w:lvlJc w:val="left"/>
       <w:pPr>
-        <w:ind w:left="840" w:hanging="420"/>
+        <w:ind w:left="0" w:firstLine="1280"/>
       </w:pPr>
     </w:lvl>
     <w:lvl w:ilvl="2" w:tentative="1">
       <w:start w:val="1"/>
       <w:numFmt w:val="decimalEnclosedCircle"/>
-      <w:suff w:val="tab"/>
+      <w:suff w:val="nothing"/>
       <w:lvlText w:val="%3"/>
       <w:lvlJc w:val="left"/>
       <w:pPr>
-        <w:ind w:left="1260" w:hanging="420"/>
+        <w:ind w:left="0" w:firstLine="1920"/>
       </w:pPr>
     </w:lvl>
     <w:lvl w:ilvl="3" w:tentative="1">
       <w:start w:val="1"/>
       <w:numFmt w:val="lowerLetter"/>
-      <w:suff w:val="tab"/>
+      <w:suff w:val="nothing"/>
       <w:lvlText w:val="%4."/>
       <w:lvlJc w:val="left"/>
       <w:pPr>
-        <w:ind w:left="1680" w:hanging="420"/>
+        <w:ind w:left="0" w:firstLine="2560"/>
       </w:pPr>
     </w:lvl>
     <w:lvl w:ilvl="4" w:tentative="1">
       <w:start w:val="1"/>
       <w:numFmt w:val="lowerRoman"/>
-      <w:suff w:val="tab"/>
+      <w:suff w:val="nothing"/>
       <w:lvlText w:val="%5."/>
       <w:lvlJc w:val="left"/>
       <w:pPr>
-        <w:ind w:left="2100" w:hanging="420"/>
+        <w:ind w:left="0" w:firstLine="3200"/>
       </w:pPr>
     </w:lvl>
     <w:lvl w:ilvl="5" w:tentative="1">
       <w:start w:val="1"/>
       <w:numFmt w:val="decimal"/>
-      <w:suff w:val="tab"/>
+      <w:suff w:val="nothing"/>
       <w:lvlText w:val="%6."/>
       <w:lvlJc w:val="left"/>
       <w:pPr>
-        <w:ind w:left="2520" w:hanging="420"/>
+        <w:ind w:left="0" w:firstLine="3840"/>
       </w:pPr>
     </w:lvl>
     <w:lvl w:ilvl="6" w:tentative="1">
       <w:start w:val="1"/>
       <w:numFmt w:val="decimal"/>
-      <w:suff w:val="tab"/>
+      <w:suff w:val="nothing"/>
       <w:lvlText w:val="%7."/>
       <w:lvlJc w:val="left"/>
       <w:pPr>
-        <w:ind w:left="2940" w:hanging="420"/>
+        <w:ind w:left="0" w:firstLine="4480"/>
       </w:pPr>
     </w:lvl>
     <w:lvl w:ilvl="7" w:tentative="1">
       <w:start w:val="1"/>
       <w:numFmt w:val="decimal"/>
-      <w:suff w:val="tab"/>
+      <w:suff w:val="nothing"/>
       <w:lvlText w:val="%8."/>
       <w:lvlJc w:val="left"/>
       <w:pPr>
-        <w:ind w:left="3360" w:hanging="420"/>
+        <w:ind w:left="0" w:firstLine="5120"/>
       </w:pPr>
     </w:lvl>
     <w:lvl w:ilvl="8" w:tentative="1">
       <w:start w:val="1"/>
       <w:numFmt w:val="decimal"/>
-      <w:suff w:val="tab"/>
+      <w:suff w:val="nothing"/>
       <w:lvlText w:val="%9."/>
       <w:lvlJc w:val="left"/>
       <w:pPr>
-        <w:ind w:left="3780" w:hanging="420"/>
+        <w:ind w:left="0" w:firstLine="5760"/>
       </w:pPr>
     </w:lvl>
   </w:abstractNum>
